--- a/sprachmodelle/Steckbriefe/Word_Dokumente/C_sentence_similarity_huggingface.docx
+++ b/sprachmodelle/Steckbriefe/Word_Dokumente/C_sentence_similarity_huggingface.docx
@@ -184,43 +184,7 @@
             <w:sz w:val="28"/>
             <w:szCs w:val="28"/>
           </w:rPr>
-          <w:t>huggingface_e</w:t>
-        </w:r>
-        <w:r>
-          <w:rPr>
-            <w:rStyle w:val="Hyperlink"/>
-            <w:rFonts w:ascii="Calibri" w:hAnsi="Calibri" w:cs="Calibri"/>
-            <w:sz w:val="28"/>
-            <w:szCs w:val="28"/>
-          </w:rPr>
-          <w:t>m</w:t>
-        </w:r>
-        <w:r>
-          <w:rPr>
-            <w:rStyle w:val="Hyperlink"/>
-            <w:rFonts w:ascii="Calibri" w:hAnsi="Calibri" w:cs="Calibri"/>
-            <w:sz w:val="28"/>
-            <w:szCs w:val="28"/>
-          </w:rPr>
-          <w:t>bed</w:t>
-        </w:r>
-        <w:r>
-          <w:rPr>
-            <w:rStyle w:val="Hyperlink"/>
-            <w:rFonts w:ascii="Calibri" w:hAnsi="Calibri" w:cs="Calibri"/>
-            <w:sz w:val="28"/>
-            <w:szCs w:val="28"/>
-          </w:rPr>
-          <w:t>d</w:t>
-        </w:r>
-        <w:r>
-          <w:rPr>
-            <w:rStyle w:val="Hyperlink"/>
-            <w:rFonts w:ascii="Calibri" w:hAnsi="Calibri" w:cs="Calibri"/>
-            <w:sz w:val="28"/>
-            <w:szCs w:val="28"/>
-          </w:rPr>
-          <w:t>ings_sentence-transformers_0.1.ipynb</w:t>
+          <w:t>huggingface_embeddings_sentence-transformers_0.1.ipynb</w:t>
         </w:r>
       </w:hyperlink>
     </w:p>
@@ -487,7 +451,7 @@
         </w:rPr>
         <w:br/>
       </w:r>
-      <w:hyperlink r:id="rId9" w:history="1">
+      <w:hyperlink r:id="rId9" w:anchor="what-is-sentence-similarity" w:history="1">
         <w:r>
           <w:rPr>
             <w:rStyle w:val="Hyperlink"/>
@@ -2464,6 +2428,7 @@
   <w:style w:type="character" w:default="1" w:styleId="Absatz-Standardschriftart">
     <w:name w:val="Default Paragraph Font"/>
     <w:uiPriority w:val="1"/>
+    <w:semiHidden/>
     <w:unhideWhenUsed/>
   </w:style>
   <w:style w:type="table" w:default="1" w:styleId="NormaleTabelle">

--- a/sprachmodelle/Steckbriefe/Word_Dokumente/C_sentence_similarity_huggingface.docx
+++ b/sprachmodelle/Steckbriefe/Word_Dokumente/C_sentence_similarity_huggingface.docx
@@ -307,140 +307,6 @@
           <w:sz w:val="24"/>
           <w:szCs w:val="24"/>
         </w:rPr>
-        <w:t>Bei erstmaliger Nutzung des Notebooks m</w:t>
-      </w:r>
-      <w:r>
-        <w:rPr>
-          <w:rFonts w:ascii="Calibri" w:hAnsi="Calibri" w:cs="Calibri"/>
-          <w:sz w:val="24"/>
-          <w:szCs w:val="24"/>
-        </w:rPr>
-        <w:t>ü</w:t>
-      </w:r>
-      <w:r>
-        <w:rPr>
-          <w:rFonts w:ascii="Calibri" w:hAnsi="Calibri" w:cs="Calibri"/>
-          <w:sz w:val="24"/>
-          <w:szCs w:val="24"/>
-        </w:rPr>
-        <w:t>ss</w:t>
-      </w:r>
-      <w:r>
-        <w:rPr>
-          <w:rFonts w:ascii="Calibri" w:hAnsi="Calibri" w:cs="Calibri"/>
-          <w:sz w:val="24"/>
-          <w:szCs w:val="24"/>
-        </w:rPr>
-        <w:t>en</w:t>
-      </w:r>
-      <w:r>
-        <w:rPr>
-          <w:rFonts w:ascii="Calibri" w:hAnsi="Calibri" w:cs="Calibri"/>
-          <w:sz w:val="24"/>
-          <w:szCs w:val="24"/>
-        </w:rPr>
-        <w:t xml:space="preserve"> die erste</w:t>
-      </w:r>
-      <w:r>
-        <w:rPr>
-          <w:rFonts w:ascii="Calibri" w:hAnsi="Calibri" w:cs="Calibri"/>
-          <w:sz w:val="24"/>
-          <w:szCs w:val="24"/>
-        </w:rPr>
-        <w:t>n beiden</w:t>
-      </w:r>
-      <w:r>
-        <w:rPr>
-          <w:rFonts w:ascii="Calibri" w:hAnsi="Calibri" w:cs="Calibri"/>
-          <w:sz w:val="24"/>
-          <w:szCs w:val="24"/>
-        </w:rPr>
-        <w:t xml:space="preserve"> </w:t>
-      </w:r>
-      <w:r>
-        <w:rPr>
-          <w:rFonts w:ascii="Calibri" w:hAnsi="Calibri" w:cs="Calibri"/>
-          <w:sz w:val="24"/>
-          <w:szCs w:val="24"/>
-        </w:rPr>
-        <w:t>Zelle</w:t>
-      </w:r>
-      <w:r>
-        <w:rPr>
-          <w:rFonts w:ascii="Calibri" w:hAnsi="Calibri" w:cs="Calibri"/>
-          <w:sz w:val="24"/>
-          <w:szCs w:val="24"/>
-        </w:rPr>
-        <w:t>n</w:t>
-      </w:r>
-      <w:r>
-        <w:rPr>
-          <w:rFonts w:ascii="Calibri" w:hAnsi="Calibri" w:cs="Calibri"/>
-          <w:sz w:val="24"/>
-          <w:szCs w:val="24"/>
-        </w:rPr>
-        <w:t xml:space="preserve"> ausgeführt werden.</w:t>
-      </w:r>
-    </w:p>
-    <w:p>
-      <w:pPr>
-        <w:pStyle w:val="Listenabsatz"/>
-        <w:numPr>
-          <w:ilvl w:val="0"/>
-          <w:numId w:val="5"/>
-        </w:numPr>
-        <w:rPr>
-          <w:rFonts w:ascii="Calibri" w:hAnsi="Calibri" w:cs="Calibri"/>
-          <w:sz w:val="24"/>
-          <w:szCs w:val="24"/>
-        </w:rPr>
-      </w:pPr>
-      <w:r>
-        <w:rPr>
-          <w:rFonts w:ascii="Calibri" w:hAnsi="Calibri" w:cs="Calibri"/>
-          <w:sz w:val="24"/>
-          <w:szCs w:val="24"/>
-        </w:rPr>
-        <w:t xml:space="preserve">Das Konzept von </w:t>
-      </w:r>
-      <w:proofErr w:type="spellStart"/>
-      <w:r>
-        <w:rPr>
-          <w:rFonts w:ascii="Calibri" w:hAnsi="Calibri" w:cs="Calibri"/>
-          <w:sz w:val="24"/>
-          <w:szCs w:val="24"/>
-        </w:rPr>
-        <w:t>Embeddings</w:t>
-      </w:r>
-      <w:proofErr w:type="spellEnd"/>
-      <w:r>
-        <w:rPr>
-          <w:rFonts w:ascii="Calibri" w:hAnsi="Calibri" w:cs="Calibri"/>
-          <w:sz w:val="24"/>
-          <w:szCs w:val="24"/>
-        </w:rPr>
-        <w:t xml:space="preserve"> muss vorher behandelt worden sein.</w:t>
-      </w:r>
-    </w:p>
-    <w:p>
-      <w:pPr>
-        <w:pStyle w:val="Listenabsatz"/>
-        <w:numPr>
-          <w:ilvl w:val="0"/>
-          <w:numId w:val="5"/>
-        </w:numPr>
-        <w:rPr>
-          <w:rFonts w:ascii="Calibri" w:hAnsi="Calibri" w:cs="Calibri"/>
-          <w:sz w:val="24"/>
-          <w:szCs w:val="24"/>
-        </w:rPr>
-      </w:pPr>
-      <w:r>
-        <w:rPr>
-          <w:rFonts w:ascii="Calibri" w:hAnsi="Calibri" w:cs="Calibri"/>
-          <w:sz w:val="24"/>
-          <w:szCs w:val="24"/>
-        </w:rPr>
         <w:t>Informationen zur Programmierung:</w:t>
       </w:r>
       <w:r>
@@ -468,218 +334,9 @@
     <w:p>
       <w:pPr>
         <w:pStyle w:val="Listenabsatz"/>
-        <w:rPr>
-          <w:rFonts w:ascii="Calibri" w:hAnsi="Calibri" w:cs="Calibri"/>
-          <w:sz w:val="24"/>
-          <w:szCs w:val="24"/>
-        </w:rPr>
-      </w:pPr>
-    </w:p>
-    <w:p>
-      <w:pPr>
-        <w:pStyle w:val="Listenabsatz"/>
         <w:numPr>
           <w:ilvl w:val="0"/>
           <w:numId w:val="5"/>
-        </w:numPr>
-        <w:rPr>
-          <w:rFonts w:ascii="Calibri" w:hAnsi="Calibri" w:cs="Calibri"/>
-          <w:sz w:val="24"/>
-          <w:szCs w:val="24"/>
-          <w:highlight w:val="yellow"/>
-        </w:rPr>
-      </w:pPr>
-      <w:r>
-        <w:rPr>
-          <w:rFonts w:ascii="Calibri" w:hAnsi="Calibri" w:cs="Calibri"/>
-          <w:sz w:val="24"/>
-          <w:szCs w:val="24"/>
-          <w:highlight w:val="yellow"/>
-        </w:rPr>
-        <w:t>Noch im Entwurfsstadium!</w:t>
-      </w:r>
-    </w:p>
-    <w:p>
-      <w:pPr>
-        <w:pStyle w:val="Listenabsatz"/>
-        <w:rPr>
-          <w:rFonts w:ascii="Calibri" w:hAnsi="Calibri" w:cs="Calibri"/>
-          <w:sz w:val="24"/>
-          <w:szCs w:val="24"/>
-        </w:rPr>
-      </w:pPr>
-    </w:p>
-    <w:p>
-      <w:pPr>
-        <w:pStyle w:val="Listenabsatz"/>
-        <w:rPr>
-          <w:rFonts w:ascii="Calibri" w:hAnsi="Calibri" w:cs="Calibri"/>
-          <w:sz w:val="24"/>
-          <w:szCs w:val="24"/>
-        </w:rPr>
-      </w:pPr>
-    </w:p>
-    <w:p>
-      <w:pPr>
-        <w:rPr>
-          <w:rFonts w:ascii="Calibri" w:hAnsi="Calibri" w:cs="Calibri"/>
-          <w:sz w:val="32"/>
-          <w:szCs w:val="32"/>
-          <w:u w:val="single"/>
-        </w:rPr>
-      </w:pPr>
-    </w:p>
-    <w:p>
-      <w:pPr>
-        <w:rPr>
-          <w:rFonts w:ascii="Calibri" w:hAnsi="Calibri" w:cs="Calibri"/>
-          <w:sz w:val="32"/>
-          <w:szCs w:val="32"/>
-          <w:u w:val="single"/>
-        </w:rPr>
-      </w:pPr>
-      <w:r>
-        <w:rPr>
-          <w:rFonts w:ascii="Calibri" w:hAnsi="Calibri" w:cs="Calibri"/>
-          <w:sz w:val="32"/>
-          <w:szCs w:val="32"/>
-          <w:u w:val="single"/>
-        </w:rPr>
-        <w:t>Arbeitsaufträge</w:t>
-      </w:r>
-    </w:p>
-    <w:p>
-      <w:pPr>
-        <w:pStyle w:val="Listenabsatz"/>
-        <w:numPr>
-          <w:ilvl w:val="0"/>
-          <w:numId w:val="6"/>
-        </w:numPr>
-        <w:rPr>
-          <w:rFonts w:ascii="Calibri" w:hAnsi="Calibri" w:cs="Calibri"/>
-          <w:sz w:val="24"/>
-          <w:szCs w:val="24"/>
-        </w:rPr>
-      </w:pPr>
-      <w:r>
-        <w:rPr>
-          <w:rFonts w:ascii="Calibri" w:hAnsi="Calibri" w:cs="Calibri"/>
-          <w:sz w:val="24"/>
-          <w:szCs w:val="24"/>
-        </w:rPr>
-        <w:t xml:space="preserve">Vergleichen Sie die Ähnlichkeitswerte, wenn Sie das </w:t>
-      </w:r>
-      <w:r>
-        <w:rPr>
-          <w:rFonts w:ascii="Calibri" w:hAnsi="Calibri" w:cs="Calibri"/>
-          <w:sz w:val="24"/>
-          <w:szCs w:val="24"/>
-        </w:rPr>
-        <w:t xml:space="preserve">kleinere </w:t>
-      </w:r>
-      <w:r>
-        <w:rPr>
-          <w:rFonts w:ascii="Calibri" w:hAnsi="Calibri" w:cs="Calibri"/>
-          <w:sz w:val="24"/>
-          <w:szCs w:val="24"/>
-        </w:rPr>
-        <w:t>Modell „</w:t>
-      </w:r>
-      <w:proofErr w:type="spellStart"/>
-      <w:r>
-        <w:rPr>
-          <w:rFonts w:ascii="Calibri" w:hAnsi="Calibri" w:cs="Calibri"/>
-          <w:sz w:val="24"/>
-          <w:szCs w:val="24"/>
-        </w:rPr>
-        <w:t>sentence-transformers</w:t>
-      </w:r>
-      <w:proofErr w:type="spellEnd"/>
-      <w:r>
-        <w:rPr>
-          <w:rFonts w:ascii="Calibri" w:hAnsi="Calibri" w:cs="Calibri"/>
-          <w:sz w:val="24"/>
-          <w:szCs w:val="24"/>
-        </w:rPr>
-        <w:t>/all-MiniLM-L6-v2</w:t>
-      </w:r>
-      <w:r>
-        <w:rPr>
-          <w:rFonts w:ascii="Calibri" w:hAnsi="Calibri" w:cs="Calibri"/>
-          <w:sz w:val="24"/>
-          <w:szCs w:val="24"/>
-        </w:rPr>
-        <w:t>“ verwenden.</w:t>
-      </w:r>
-      <w:r>
-        <w:rPr>
-          <w:rFonts w:ascii="Calibri" w:hAnsi="Calibri" w:cs="Calibri"/>
-          <w:sz w:val="24"/>
-          <w:szCs w:val="24"/>
-        </w:rPr>
-        <w:br/>
-      </w:r>
-    </w:p>
-    <w:p>
-      <w:pPr>
-        <w:pStyle w:val="Listenabsatz"/>
-        <w:numPr>
-          <w:ilvl w:val="0"/>
-          <w:numId w:val="6"/>
-        </w:numPr>
-        <w:rPr>
-          <w:rFonts w:ascii="Calibri" w:hAnsi="Calibri" w:cs="Calibri"/>
-          <w:sz w:val="24"/>
-          <w:szCs w:val="24"/>
-        </w:rPr>
-      </w:pPr>
-      <w:r>
-        <w:rPr>
-          <w:rFonts w:ascii="Calibri" w:hAnsi="Calibri" w:cs="Calibri"/>
-          <w:sz w:val="24"/>
-          <w:szCs w:val="24"/>
-        </w:rPr>
-        <w:t xml:space="preserve">Finden Sie weitere </w:t>
-      </w:r>
-      <w:r>
-        <w:rPr>
-          <w:rFonts w:ascii="Calibri" w:hAnsi="Calibri" w:cs="Calibri"/>
-          <w:sz w:val="24"/>
-          <w:szCs w:val="24"/>
-        </w:rPr>
-        <w:t>Beispiele, um die Ähnlichkeit von Sätzen beurteilen</w:t>
-      </w:r>
-      <w:r>
-        <w:rPr>
-          <w:rFonts w:ascii="Calibri" w:hAnsi="Calibri" w:cs="Calibri"/>
-          <w:sz w:val="24"/>
-          <w:szCs w:val="24"/>
-        </w:rPr>
-        <w:t xml:space="preserve"> zu lassen</w:t>
-      </w:r>
-      <w:r>
-        <w:rPr>
-          <w:rFonts w:ascii="Calibri" w:hAnsi="Calibri" w:cs="Calibri"/>
-          <w:sz w:val="24"/>
-          <w:szCs w:val="24"/>
-        </w:rPr>
-        <w:t>.</w:t>
-      </w:r>
-      <w:r>
-        <w:rPr>
-          <w:rFonts w:ascii="Calibri" w:hAnsi="Calibri" w:cs="Calibri"/>
-          <w:sz w:val="24"/>
-          <w:szCs w:val="24"/>
-        </w:rPr>
-        <w:br/>
-      </w:r>
-    </w:p>
-    <w:p>
-      <w:pPr>
-        <w:pStyle w:val="Listenabsatz"/>
-        <w:numPr>
-          <w:ilvl w:val="0"/>
-          <w:numId w:val="6"/>
         </w:numPr>
         <w:rPr>
           <w:rFonts w:ascii="Courier New" w:hAnsi="Courier New" w:cs="Courier New"/>
@@ -709,6 +366,24 @@
           <w:t>https://huggingface.co/models?pipeline_tag=sentence-similarity&amp;sort=trending</w:t>
         </w:r>
       </w:hyperlink>
+    </w:p>
+    <w:p>
+      <w:pPr>
+        <w:pStyle w:val="Listenabsatz"/>
+        <w:rPr>
+          <w:rFonts w:ascii="Calibri" w:hAnsi="Calibri" w:cs="Calibri"/>
+          <w:sz w:val="24"/>
+          <w:szCs w:val="24"/>
+        </w:rPr>
+      </w:pPr>
+      <w:r>
+        <w:rPr>
+          <w:rFonts w:ascii="Calibri" w:hAnsi="Calibri" w:cs="Calibri"/>
+          <w:sz w:val="24"/>
+          <w:szCs w:val="24"/>
+        </w:rPr>
+        <w:br/>
+      </w:r>
     </w:p>
     <w:p>
       <w:pPr>
